--- a/lci_gastric_m1.docx
+++ b/lci_gastric_m1.docx
@@ -2568,7 +2568,7 @@
         <w:pStyle w:val="BodyText"/>
       </w:pPr>
       <w:r>
-        <w:t xml:space="preserve">Surgeons</w:t>
+        <w:t xml:space="preserve">Surgeon</w:t>
       </w:r>
     </w:p>
     <w:p>
@@ -2581,30 +2581,6 @@
       </w:pPr>
       <w:r>
         <w:t xml:space="preserve">Jonathan Salo MD</w:t>
-      </w:r>
-    </w:p>
-    <w:p>
-      <w:pPr>
-        <w:pStyle w:val="Compact"/>
-        <w:numPr>
-          <w:ilvl w:val="0"/>
-          <w:numId w:val="1034"/>
-        </w:numPr>
-      </w:pPr>
-      <w:r>
-        <w:t xml:space="preserve">Jeffrey Hagen MD</w:t>
-      </w:r>
-    </w:p>
-    <w:p>
-      <w:pPr>
-        <w:pStyle w:val="Compact"/>
-        <w:numPr>
-          <w:ilvl w:val="0"/>
-          <w:numId w:val="1034"/>
-        </w:numPr>
-      </w:pPr>
-      <w:r>
-        <w:t xml:space="preserve">Michael Roach MD</w:t>
       </w:r>
     </w:p>
     <w:bookmarkEnd w:id="49"/>

--- a/lci_gastric_m1.docx
+++ b/lci_gastric_m1.docx
@@ -1836,13 +1836,23 @@
       </w:r>
     </w:p>
     <w:bookmarkEnd w:id="36"/>
-    <w:bookmarkStart w:id="37" w:name="jejunostomy-typical-regimen"/>
+    <w:bookmarkStart w:id="37" w:name="jejunostomy-feeding-pump"/>
     <w:p>
       <w:pPr>
         <w:pStyle w:val="Heading2"/>
       </w:pPr>
       <w:r>
-        <w:t xml:space="preserve">29 Jejunostomy Typical Regimen</w:t>
+        <w:t xml:space="preserve">29 Jejunostomy Feeding Pump</w:t>
+      </w:r>
+    </w:p>
+    <w:bookmarkEnd w:id="37"/>
+    <w:bookmarkStart w:id="38" w:name="jejunostomy-typical-regimen"/>
+    <w:p>
+      <w:pPr>
+        <w:pStyle w:val="Heading2"/>
+      </w:pPr>
+      <w:r>
+        <w:t xml:space="preserve">30 Jejunostomy Typical Regimen</w:t>
       </w:r>
     </w:p>
     <w:p>
@@ -1901,14 +1911,14 @@
         <w:t xml:space="preserve">Hospital nurses will teach use of the feeding tube</w:t>
       </w:r>
     </w:p>
-    <w:bookmarkEnd w:id="37"/>
-    <w:bookmarkStart w:id="38" w:name="jejunostomy-feeds-with-diabetes"/>
+    <w:bookmarkEnd w:id="38"/>
+    <w:bookmarkStart w:id="39" w:name="jejunostomy-feeds-with-diabetes"/>
     <w:p>
       <w:pPr>
         <w:pStyle w:val="Heading2"/>
       </w:pPr>
       <w:r>
-        <w:t xml:space="preserve">30 Jejunostomy Feeds with Diabetes</w:t>
+        <w:t xml:space="preserve">31 Jejunostomy Feeds with Diabetes</w:t>
       </w:r>
     </w:p>
     <w:p>
@@ -1987,24 +1997,24 @@
         <w:t xml:space="preserve">No insulin if tube feedings are not run</w:t>
       </w:r>
     </w:p>
-    <w:bookmarkEnd w:id="38"/>
-    <w:bookmarkStart w:id="39" w:name="jejunostomy-video"/>
+    <w:bookmarkEnd w:id="39"/>
+    <w:bookmarkStart w:id="40" w:name="jejunostomy-video"/>
     <w:p>
       <w:pPr>
         <w:pStyle w:val="Heading2"/>
       </w:pPr>
       <w:r>
-        <w:t xml:space="preserve">31 Jejunostomy Video</w:t>
-      </w:r>
-    </w:p>
-    <w:bookmarkEnd w:id="39"/>
-    <w:bookmarkStart w:id="40" w:name="additional-therapy---lung-metastasis"/>
+        <w:t xml:space="preserve">32 Jejunostomy Video</w:t>
+      </w:r>
+    </w:p>
+    <w:bookmarkEnd w:id="40"/>
+    <w:bookmarkStart w:id="41" w:name="additional-therapy---lung-metastasis"/>
     <w:p>
       <w:pPr>
         <w:pStyle w:val="Heading2"/>
       </w:pPr>
       <w:r>
-        <w:t xml:space="preserve">32 Additional Therapy - Lung Metastasis</w:t>
+        <w:t xml:space="preserve">33 Additional Therapy - Lung Metastasis</w:t>
       </w:r>
     </w:p>
     <w:p>
@@ -2042,14 +2052,14 @@
         <w:t xml:space="preserve">If the lymph nodes contain enough cancer cells, they can be seen on CT scans or PET scans</w:t>
       </w:r>
     </w:p>
-    <w:bookmarkEnd w:id="40"/>
-    <w:bookmarkStart w:id="41" w:name="additional-therapy---bone-metastasis"/>
+    <w:bookmarkEnd w:id="41"/>
+    <w:bookmarkStart w:id="42" w:name="additional-therapy---bone-metastasis"/>
     <w:p>
       <w:pPr>
         <w:pStyle w:val="Heading2"/>
       </w:pPr>
       <w:r>
-        <w:t xml:space="preserve">33 Additional Therapy - Bone Metastasis</w:t>
+        <w:t xml:space="preserve">34 Additional Therapy - Bone Metastasis</w:t>
       </w:r>
     </w:p>
     <w:p>
@@ -2090,14 +2100,14 @@
         <w:t xml:space="preserve">If the lymph nodes contain enough cancer cells, they can be seen on CT scans or PET scans</w:t>
       </w:r>
     </w:p>
-    <w:bookmarkEnd w:id="41"/>
-    <w:bookmarkStart w:id="42" w:name="additional-therapy---liver-metastasis"/>
+    <w:bookmarkEnd w:id="42"/>
+    <w:bookmarkStart w:id="43" w:name="additional-therapy---liver-metastasis"/>
     <w:p>
       <w:pPr>
         <w:pStyle w:val="Heading2"/>
       </w:pPr>
       <w:r>
-        <w:t xml:space="preserve">34 Additional Therapy - Liver Metastasis</w:t>
+        <w:t xml:space="preserve">35 Additional Therapy - Liver Metastasis</w:t>
       </w:r>
     </w:p>
     <w:p>
@@ -2152,14 +2162,14 @@
         <w:t xml:space="preserve">If the lymph nodes contain enough cancer cells, they can be seen on CT scans or PET scans</w:t>
       </w:r>
     </w:p>
-    <w:bookmarkEnd w:id="42"/>
-    <w:bookmarkStart w:id="43" w:name="additional-therapy---carcinomatosis"/>
+    <w:bookmarkEnd w:id="43"/>
+    <w:bookmarkStart w:id="44" w:name="additional-therapy---carcinomatosis"/>
     <w:p>
       <w:pPr>
         <w:pStyle w:val="Heading2"/>
       </w:pPr>
       <w:r>
-        <w:t xml:space="preserve">35 Additional Therapy - Carcinomatosis</w:t>
+        <w:t xml:space="preserve">36 Additional Therapy - Carcinomatosis</w:t>
       </w:r>
     </w:p>
     <w:p>
@@ -2214,14 +2224,14 @@
         <w:t xml:space="preserve">If the lymph nodes contain enough cancer cells, they can be seen on CT scans or PET scans</w:t>
       </w:r>
     </w:p>
-    <w:bookmarkEnd w:id="43"/>
-    <w:bookmarkStart w:id="44" w:name="additional-therapy---surgery"/>
+    <w:bookmarkEnd w:id="44"/>
+    <w:bookmarkStart w:id="45" w:name="additional-therapy---surgery"/>
     <w:p>
       <w:pPr>
         <w:pStyle w:val="Heading2"/>
       </w:pPr>
       <w:r>
-        <w:t xml:space="preserve">36 Additional Therapy - Surgery</w:t>
+        <w:t xml:space="preserve">37 Additional Therapy - Surgery</w:t>
       </w:r>
     </w:p>
     <w:p>
@@ -2289,14 +2299,14 @@
         <w:t xml:space="preserve">Residual disease in the stomach in patients responding to chemotherapy</w:t>
       </w:r>
     </w:p>
-    <w:bookmarkEnd w:id="44"/>
-    <w:bookmarkStart w:id="45" w:name="primary-care-practitioner-pcp"/>
+    <w:bookmarkEnd w:id="45"/>
+    <w:bookmarkStart w:id="46" w:name="primary-care-practitioner-pcp"/>
     <w:p>
       <w:pPr>
         <w:pStyle w:val="Heading2"/>
       </w:pPr>
       <w:r>
-        <w:t xml:space="preserve">37 Primary Care Practitioner (PCP)</w:t>
+        <w:t xml:space="preserve">38 Primary Care Practitioner (PCP)</w:t>
       </w:r>
     </w:p>
     <w:p>
@@ -2323,14 +2333,14 @@
         <w:t xml:space="preserve">PCP Referral Line (844) 235-6998</w:t>
       </w:r>
     </w:p>
-    <w:bookmarkEnd w:id="45"/>
-    <w:bookmarkStart w:id="46" w:name="my-atrium-patient-portal"/>
+    <w:bookmarkEnd w:id="46"/>
+    <w:bookmarkStart w:id="47" w:name="my-atrium-patient-portal"/>
     <w:p>
       <w:pPr>
         <w:pStyle w:val="Heading2"/>
       </w:pPr>
       <w:r>
-        <w:t xml:space="preserve">38 My Atrium Patient Portal</w:t>
+        <w:t xml:space="preserve">39 My Atrium Patient Portal</w:t>
       </w:r>
     </w:p>
     <w:p>
@@ -2369,14 +2379,14 @@
         <w:t xml:space="preserve">Sign up at my.atriumhealth.org</w:t>
       </w:r>
     </w:p>
-    <w:bookmarkEnd w:id="46"/>
-    <w:bookmarkStart w:id="47" w:name="exercise"/>
+    <w:bookmarkEnd w:id="47"/>
+    <w:bookmarkStart w:id="48" w:name="exercise"/>
     <w:p>
       <w:pPr>
         <w:pStyle w:val="Heading2"/>
       </w:pPr>
       <w:r>
-        <w:t xml:space="preserve">39 Exercise</w:t>
+        <w:t xml:space="preserve">40 Exercise</w:t>
       </w:r>
     </w:p>
     <w:p>
@@ -2439,14 +2449,14 @@
         <w:t xml:space="preserve">Every day counts! (Aim for daily activity)</w:t>
       </w:r>
     </w:p>
-    <w:bookmarkEnd w:id="47"/>
-    <w:bookmarkStart w:id="48" w:name="smoking-cessation"/>
+    <w:bookmarkEnd w:id="48"/>
+    <w:bookmarkStart w:id="49" w:name="smoking-cessation"/>
     <w:p>
       <w:pPr>
         <w:pStyle w:val="Heading2"/>
       </w:pPr>
       <w:r>
-        <w:t xml:space="preserve">40 Smoking Cessation</w:t>
+        <w:t xml:space="preserve">41 Smoking Cessation</w:t>
       </w:r>
     </w:p>
     <w:p>
@@ -2521,14 +2531,14 @@
         <w:t xml:space="preserve">Smoking Cessation Counseling (Metro Charlotte)</w:t>
       </w:r>
     </w:p>
-    <w:bookmarkEnd w:id="48"/>
-    <w:bookmarkStart w:id="49" w:name="team-members---physicians"/>
+    <w:bookmarkEnd w:id="49"/>
+    <w:bookmarkStart w:id="50" w:name="team-members---physicians"/>
     <w:p>
       <w:pPr>
         <w:pStyle w:val="Heading2"/>
       </w:pPr>
       <w:r>
-        <w:t xml:space="preserve">41 Team Members - Physicians</w:t>
+        <w:t xml:space="preserve">42 Team Members - Physicians</w:t>
       </w:r>
     </w:p>
     <w:p>
@@ -2583,14 +2593,14 @@
         <w:t xml:space="preserve">Jonathan Salo MD</w:t>
       </w:r>
     </w:p>
-    <w:bookmarkEnd w:id="49"/>
-    <w:bookmarkStart w:id="50" w:name="team-members---support-staff"/>
+    <w:bookmarkEnd w:id="50"/>
+    <w:bookmarkStart w:id="51" w:name="team-members---support-staff"/>
     <w:p>
       <w:pPr>
         <w:pStyle w:val="Heading2"/>
       </w:pPr>
       <w:r>
-        <w:t xml:space="preserve">42 Team Members - Support Staff</w:t>
+        <w:t xml:space="preserve">43 Team Members - Support Staff</w:t>
       </w:r>
     </w:p>
     <w:p>
@@ -2681,7 +2691,7 @@
         <w:t xml:space="preserve">Care Coordinator - Karen Julian-Martinez</w:t>
       </w:r>
     </w:p>
-    <w:bookmarkEnd w:id="50"/>
+    <w:bookmarkEnd w:id="51"/>
     <w:sectPr>
       <w:footnotePr>
         <w:numRestart w:val="eachSect"/>
